--- a/public/template/training-attendance/security/initial-permit-record.docx
+++ b/public/template/training-attendance/security/initial-permit-record.docx
@@ -91,7 +91,7 @@
                 <w:sz w:val="36"/>
                 <w:szCs w:val="36"/>
               </w:rPr>
-              <w:t>姓名：{姓名}</w:t>
+              <w:t>姓名</w:t>
             </w:r>
           </w:p>
         </w:tc>
@@ -213,7 +213,7 @@
                 <w:sz w:val="32"/>
                 <w:szCs w:val="32"/>
               </w:rPr>
-              <w:t>{部门}</w:t>
+              <w:t>飞行部</w:t>
             </w:r>
           </w:p>
         </w:tc>
@@ -260,7 +260,7 @@
                 <w:sz w:val="32"/>
                 <w:szCs w:val="32"/>
               </w:rPr>
-              <w:t>{职务}</w:t>
+              <w:t>飞行员</w:t>
             </w:r>
           </w:p>
         </w:tc>
@@ -473,7 +473,7 @@
                 <w:sz w:val="32"/>
                 <w:szCs w:val="32"/>
               </w:rPr>
-              <w:t>{教员}</w:t>
+              <w:t>张鹏</w:t>
             </w:r>
           </w:p>
         </w:tc>
@@ -491,9 +491,6 @@
                 <w:szCs w:val="32"/>
               </w:rPr>
             </w:pPr>
-            <w:r>
-              <w:t>{姓名}</w:t>
-            </w:r>
           </w:p>
         </w:tc>
       </w:tr>
@@ -766,7 +763,7 @@
                 <w:sz w:val="32"/>
                 <w:szCs w:val="32"/>
               </w:rPr>
-              <w:t>{教员}</w:t>
+              <w:t>张鹏</w:t>
             </w:r>
           </w:p>
         </w:tc>
@@ -784,9 +781,6 @@
                 <w:szCs w:val="32"/>
               </w:rPr>
             </w:pPr>
-            <w:r>
-              <w:t>{姓名}</w:t>
-            </w:r>
           </w:p>
         </w:tc>
       </w:tr>
@@ -1250,7 +1244,115 @@
                 <w:sz w:val="36"/>
                 <w:szCs w:val="36"/>
               </w:rPr>
-            </w:r>
+              <w:t>因</w:t>
+            </w:r>
+            <w:r>
+              <w:rPr>
+                <w:rFonts w:ascii="仿宋_GB2312" w:eastAsia="仿宋_GB2312" w:hAnsi="华文仿宋" w:hint="eastAsia"/>
+                <w:sz w:val="36"/>
+                <w:szCs w:val="36"/>
+              </w:rPr>
+              <w:t xml:space="preserve">　</w:t>
+            </w:r>
+            <w:r>
+              <w:rPr>
+                <w:rFonts w:ascii="仿宋_GB2312" w:eastAsia="仿宋_GB2312" w:hAnsi="华文仿宋" w:hint="eastAsia"/>
+                <w:sz w:val="36"/>
+                <w:szCs w:val="36"/>
+              </w:rPr>
+              <w:t>年</w:t>
+            </w:r>
+            <w:r>
+              <w:rPr>
+                <w:rFonts w:ascii="仿宋_GB2312" w:eastAsia="仿宋_GB2312" w:hAnsi="华文仿宋" w:hint="eastAsia"/>
+                <w:sz w:val="36"/>
+                <w:szCs w:val="36"/>
+              </w:rPr>
+              <w:t xml:space="preserve">　</w:t>
+            </w:r>
+            <w:r>
+              <w:rPr>
+                <w:rFonts w:ascii="仿宋_GB2312" w:eastAsia="仿宋_GB2312" w:hAnsi="华文仿宋" w:hint="eastAsia"/>
+                <w:sz w:val="36"/>
+                <w:szCs w:val="36"/>
+              </w:rPr>
+              <w:t>月</w:t>
+            </w:r>
+            <w:r>
+              <w:rPr>
+                <w:rFonts w:ascii="仿宋_GB2312" w:eastAsia="仿宋_GB2312" w:hAnsi="华文仿宋" w:hint="eastAsia"/>
+                <w:sz w:val="36"/>
+                <w:szCs w:val="36"/>
+              </w:rPr>
+              <w:t xml:space="preserve">　</w:t>
+            </w:r>
+            <w:r>
+              <w:rPr>
+                <w:rFonts w:ascii="仿宋_GB2312" w:eastAsia="仿宋_GB2312" w:hAnsi="华文仿宋" w:hint="eastAsia"/>
+                <w:sz w:val="36"/>
+                <w:szCs w:val="36"/>
+              </w:rPr>
+              <w:t>日申办空勤登机证，参加航空安保教育和证件管理培训，于</w:t>
+            </w:r>
+            <w:r>
+              <w:rPr>
+                <w:rFonts w:ascii="仿宋_GB2312" w:eastAsia="仿宋_GB2312" w:hAnsi="华文仿宋" w:hint="eastAsia"/>
+                <w:sz w:val="36"/>
+                <w:szCs w:val="36"/>
+              </w:rPr>
+              <w:t xml:space="preserve">　</w:t>
+            </w:r>
+            <w:r>
+              <w:rPr>
+                <w:rFonts w:ascii="仿宋_GB2312" w:eastAsia="仿宋_GB2312" w:hAnsi="华文仿宋" w:hint="eastAsia"/>
+                <w:sz w:val="36"/>
+                <w:szCs w:val="36"/>
+              </w:rPr>
+              <w:t>年</w:t>
+            </w:r>
+            <w:r>
+              <w:rPr>
+                <w:rFonts w:ascii="仿宋_GB2312" w:eastAsia="仿宋_GB2312" w:hAnsi="华文仿宋" w:hint="eastAsia"/>
+                <w:sz w:val="36"/>
+                <w:szCs w:val="36"/>
+              </w:rPr>
+              <w:t xml:space="preserve">　</w:t>
+            </w:r>
+            <w:r>
+              <w:rPr>
+                <w:rFonts w:ascii="仿宋_GB2312" w:eastAsia="仿宋_GB2312" w:hAnsi="华文仿宋" w:hint="eastAsia"/>
+                <w:sz w:val="36"/>
+                <w:szCs w:val="36"/>
+              </w:rPr>
+              <w:t>月</w:t>
+            </w:r>
+            <w:r>
+              <w:rPr>
+                <w:rFonts w:ascii="仿宋_GB2312" w:eastAsia="仿宋_GB2312" w:hAnsi="华文仿宋" w:hint="eastAsia"/>
+                <w:sz w:val="36"/>
+                <w:szCs w:val="36"/>
+              </w:rPr>
+              <w:t xml:space="preserve">　</w:t>
+            </w:r>
+            <w:r>
+              <w:rPr>
+                <w:rFonts w:ascii="仿宋_GB2312" w:eastAsia="仿宋_GB2312" w:hAnsi="华文仿宋" w:hint="eastAsia"/>
+                <w:sz w:val="36"/>
+                <w:szCs w:val="36"/>
+              </w:rPr>
+              <w:t>日通过考核，培训合格。</w:t>
+            </w:r>
+          </w:p>
+          <w:p>
+            <w:pPr>
+              <w:ind w:firstLineChars="200" w:firstLine="720"/>
+              <w:jc w:val="center"/>
+              <w:rPr>
+                <w:rFonts w:ascii="仿宋_GB2312" w:eastAsia="仿宋_GB2312" w:hint="eastAsia"/>
+                <w:sz w:val="36"/>
+                <w:szCs w:val="36"/>
+              </w:rPr>
+            </w:pPr>
           </w:p>
         </w:tc>
       </w:tr>
